--- a/capturas y descripciones.docx
+++ b/capturas y descripciones.docx
@@ -90,7 +90,15 @@
     </w:p>
     <w:p>
       <w:r>
-        <w:t>Dentro de Virtual box creamos una maquina virtual nueva, esta es la SRV-DC01</w:t>
+        <w:t xml:space="preserve">Dentro de Virtual box creamos una </w:t>
+      </w:r>
+      <w:proofErr w:type="spellStart"/>
+      <w:r>
+        <w:t>maquina</w:t>
+      </w:r>
+      <w:proofErr w:type="spellEnd"/>
+      <w:r>
+        <w:t xml:space="preserve"> virtual nueva, esta es la SRV-DC01</w:t>
       </w:r>
       <w:r>
         <w:br/>
@@ -156,8 +164,29 @@
     <w:p>
       <w:r>
         <w:lastRenderedPageBreak/>
-        <w:t>le asignamos 4 gb de ram y 2 cpu</w:t>
-      </w:r>
+        <w:t xml:space="preserve">le asignamos 4 </w:t>
+      </w:r>
+      <w:proofErr w:type="spellStart"/>
+      <w:r>
+        <w:t>gb</w:t>
+      </w:r>
+      <w:proofErr w:type="spellEnd"/>
+      <w:r>
+        <w:t xml:space="preserve"> de </w:t>
+      </w:r>
+      <w:proofErr w:type="spellStart"/>
+      <w:r>
+        <w:t>ram</w:t>
+      </w:r>
+      <w:proofErr w:type="spellEnd"/>
+      <w:r>
+        <w:t xml:space="preserve"> y 2 </w:t>
+      </w:r>
+      <w:proofErr w:type="spellStart"/>
+      <w:r>
+        <w:t>cpu</w:t>
+      </w:r>
+      <w:proofErr w:type="spellEnd"/>
       <w:r>
         <w:br/>
       </w:r>
@@ -201,8 +230,21 @@
     </w:p>
     <w:p>
       <w:r>
-        <w:t>50 gb de disco virtual dinamico</w:t>
-      </w:r>
+        <w:t xml:space="preserve">50 </w:t>
+      </w:r>
+      <w:proofErr w:type="spellStart"/>
+      <w:r>
+        <w:t>gb</w:t>
+      </w:r>
+      <w:proofErr w:type="spellEnd"/>
+      <w:r>
+        <w:t xml:space="preserve"> de disco virtual </w:t>
+      </w:r>
+      <w:proofErr w:type="spellStart"/>
+      <w:r>
+        <w:t>dinamico</w:t>
+      </w:r>
+      <w:proofErr w:type="spellEnd"/>
     </w:p>
     <w:p>
       <w:r>
@@ -247,11 +289,29 @@
       <w:r>
         <w:t xml:space="preserve">En la configuración de red de la maquina virtual en el adaptador 1 lo conectamos a red interna con el nombre </w:t>
       </w:r>
+      <w:proofErr w:type="spellStart"/>
       <w:r>
         <w:t>intnet-mabe</w:t>
       </w:r>
-      <w:r>
-        <w:t>, para asi lograr una conexión de red LAN entre todas las maquinas virtuales</w:t>
+      <w:proofErr w:type="spellEnd"/>
+      <w:r>
+        <w:t xml:space="preserve">, para </w:t>
+      </w:r>
+      <w:proofErr w:type="spellStart"/>
+      <w:r>
+        <w:t>asi</w:t>
+      </w:r>
+      <w:proofErr w:type="spellEnd"/>
+      <w:r>
+        <w:t xml:space="preserve"> lograr una conexión de red LAN entre todas las </w:t>
+      </w:r>
+      <w:proofErr w:type="spellStart"/>
+      <w:r>
+        <w:t>maquinas</w:t>
+      </w:r>
+      <w:proofErr w:type="spellEnd"/>
+      <w:r>
+        <w:t xml:space="preserve"> virtuales</w:t>
       </w:r>
     </w:p>
     <w:p>
@@ -299,7 +359,15 @@
         <w:t>El adaptador 2 lo asignamos como NAT por si en algún momento se requiere conexión a internet desde el servidor</w:t>
       </w:r>
       <w:r>
-        <w:t>, de esa manera la VM se conectara a la red Wifi de la maquina anfitriona con la misma IP que la maquina anfitriona</w:t>
+        <w:t xml:space="preserve">, de esa manera la VM se </w:t>
+      </w:r>
+      <w:proofErr w:type="gramStart"/>
+      <w:r>
+        <w:t>conectara</w:t>
+      </w:r>
+      <w:proofErr w:type="gramEnd"/>
+      <w:r>
+        <w:t xml:space="preserve"> a la red Wifi de la maquina anfitriona con la misma IP que la maquina anfitriona</w:t>
       </w:r>
     </w:p>
     <w:p>
@@ -360,7 +428,15 @@
     <w:p>
       <w:r>
         <w:lastRenderedPageBreak/>
-        <w:t>Una vez iniciada la maquina virtual seleccionamos la versión con la vamos a trabajar</w:t>
+        <w:t xml:space="preserve">Una vez iniciada la </w:t>
+      </w:r>
+      <w:proofErr w:type="spellStart"/>
+      <w:r>
+        <w:t>maquina</w:t>
+      </w:r>
+      <w:proofErr w:type="spellEnd"/>
+      <w:r>
+        <w:t xml:space="preserve"> virtual seleccionamos la versión con la vamos a trabajar</w:t>
       </w:r>
       <w:r>
         <w:br/>
@@ -421,7 +497,23 @@
     </w:p>
     <w:p>
       <w:r>
-        <w:t>Ya dentro del escritorio ingresamos el símbolo del sistema y le asignamos la ip estatica a la red</w:t>
+        <w:t xml:space="preserve">Ya dentro del escritorio ingresamos el símbolo del sistema y le asignamos la </w:t>
+      </w:r>
+      <w:proofErr w:type="spellStart"/>
+      <w:r>
+        <w:t>ip</w:t>
+      </w:r>
+      <w:proofErr w:type="spellEnd"/>
+      <w:r>
+        <w:t xml:space="preserve"> </w:t>
+      </w:r>
+      <w:proofErr w:type="spellStart"/>
+      <w:r>
+        <w:t>estatica</w:t>
+      </w:r>
+      <w:proofErr w:type="spellEnd"/>
+      <w:r>
+        <w:t xml:space="preserve"> a la red</w:t>
       </w:r>
       <w:r>
         <w:t xml:space="preserve"> junto con la mascara y su puerta de enlace</w:t>
@@ -524,7 +616,35 @@
         <w:rPr>
           <w:color w:val="000000" w:themeColor="text1"/>
         </w:rPr>
-        <w:t xml:space="preserve">Posteriormente creamos una segunda maquina virtual con las mismas  configuraciones inciales de hardware y con el nombre </w:t>
+        <w:t xml:space="preserve">Posteriormente creamos una segunda maquina virtual con las </w:t>
+      </w:r>
+      <w:proofErr w:type="gramStart"/>
+      <w:r>
+        <w:rPr>
+          <w:color w:val="000000" w:themeColor="text1"/>
+        </w:rPr>
+        <w:t>mismas  configuraciones</w:t>
+      </w:r>
+      <w:proofErr w:type="gramEnd"/>
+      <w:r>
+        <w:rPr>
+          <w:color w:val="000000" w:themeColor="text1"/>
+        </w:rPr>
+        <w:t xml:space="preserve"> </w:t>
+      </w:r>
+      <w:proofErr w:type="spellStart"/>
+      <w:r>
+        <w:rPr>
+          <w:color w:val="000000" w:themeColor="text1"/>
+        </w:rPr>
+        <w:t>inciales</w:t>
+      </w:r>
+      <w:proofErr w:type="spellEnd"/>
+      <w:r>
+        <w:rPr>
+          <w:color w:val="000000" w:themeColor="text1"/>
+        </w:rPr>
+        <w:t xml:space="preserve"> de hardware y con el nombre </w:t>
       </w:r>
       <w:r>
         <w:rPr>
@@ -543,7 +663,21 @@
         <w:rPr>
           <w:color w:val="000000" w:themeColor="text1"/>
         </w:rPr>
-        <w:t>De la misma manera la selecciono de versión de Windows server será idéntica a la primer maquina virtual creada</w:t>
+        <w:t xml:space="preserve">De la misma manera la selecciono de versión de Windows server será idéntica a la primer </w:t>
+      </w:r>
+      <w:proofErr w:type="spellStart"/>
+      <w:r>
+        <w:rPr>
+          <w:color w:val="000000" w:themeColor="text1"/>
+        </w:rPr>
+        <w:t>maquina</w:t>
+      </w:r>
+      <w:proofErr w:type="spellEnd"/>
+      <w:r>
+        <w:rPr>
+          <w:color w:val="000000" w:themeColor="text1"/>
+        </w:rPr>
+        <w:t xml:space="preserve"> virtual creada</w:t>
       </w:r>
       <w:r>
         <w:rPr>
@@ -686,7 +820,35 @@
           <w:color w:val="000000" w:themeColor="text1"/>
         </w:rPr>
         <w:lastRenderedPageBreak/>
-        <w:t>Dentro de la consola de comandos le asignamos la ip estatica a nuestra segunda VM</w:t>
+        <w:t xml:space="preserve">Dentro de la consola de comandos le asignamos la </w:t>
+      </w:r>
+      <w:proofErr w:type="spellStart"/>
+      <w:r>
+        <w:rPr>
+          <w:color w:val="000000" w:themeColor="text1"/>
+        </w:rPr>
+        <w:t>ip</w:t>
+      </w:r>
+      <w:proofErr w:type="spellEnd"/>
+      <w:r>
+        <w:rPr>
+          <w:color w:val="000000" w:themeColor="text1"/>
+        </w:rPr>
+        <w:t xml:space="preserve"> </w:t>
+      </w:r>
+      <w:proofErr w:type="spellStart"/>
+      <w:r>
+        <w:rPr>
+          <w:color w:val="000000" w:themeColor="text1"/>
+        </w:rPr>
+        <w:t>estatica</w:t>
+      </w:r>
+      <w:proofErr w:type="spellEnd"/>
+      <w:r>
+        <w:rPr>
+          <w:color w:val="000000" w:themeColor="text1"/>
+        </w:rPr>
+        <w:t xml:space="preserve"> a nuestra segunda VM</w:t>
       </w:r>
       <w:r>
         <w:rPr>
@@ -765,7 +927,19 @@
         <w:rPr>
           <w:color w:val="000000" w:themeColor="text1"/>
         </w:rPr>
-        <w:t>No obstante no podremos verificar la conexión mediante ping sin antes habilitar la regla</w:t>
+        <w:t xml:space="preserve">No </w:t>
+      </w:r>
+      <w:r>
+        <w:rPr>
+          <w:color w:val="000000" w:themeColor="text1"/>
+        </w:rPr>
+        <w:t>obstante,</w:t>
+      </w:r>
+      <w:r>
+        <w:rPr>
+          <w:color w:val="000000" w:themeColor="text1"/>
+        </w:rPr>
+        <w:t xml:space="preserve"> no podremos verificar la conexión mediante ping sin antes habilitar la regla</w:t>
       </w:r>
       <w:r>
         <w:t xml:space="preserve"> </w:t>
@@ -782,6 +956,28 @@
         </w:rPr>
         <w:t>, por lo que entramos a firewall, reglas de entrada y habilitamos esa regla</w:t>
       </w:r>
+      <w:r>
+        <w:rPr>
+          <w:color w:val="000000" w:themeColor="text1"/>
+        </w:rPr>
+        <w:t xml:space="preserve"> (esta regla se habilitara en todas las maquina virtuales con la que trabajemos)</w:t>
+      </w:r>
+    </w:p>
+    <w:p>
+      <w:pPr>
+        <w:rPr>
+          <w:color w:val="000000" w:themeColor="text1"/>
+        </w:rPr>
+      </w:pPr>
+    </w:p>
+    <w:p>
+      <w:pPr>
+        <w:rPr>
+          <w:b/>
+          <w:bCs/>
+          <w:color w:val="FF0000"/>
+        </w:rPr>
+      </w:pPr>
     </w:p>
     <w:p>
       <w:pPr>
@@ -860,6 +1056,141 @@
     <w:p>
       <w:pPr>
         <w:rPr>
+          <w:b/>
+          <w:bCs/>
+          <w:color w:val="FF0000"/>
+        </w:rPr>
+      </w:pPr>
+    </w:p>
+    <w:p>
+      <w:pPr>
+        <w:rPr>
+          <w:b/>
+          <w:bCs/>
+          <w:color w:val="FF0000"/>
+        </w:rPr>
+      </w:pPr>
+    </w:p>
+    <w:p>
+      <w:pPr>
+        <w:rPr>
+          <w:b/>
+          <w:bCs/>
+          <w:color w:val="FF0000"/>
+        </w:rPr>
+      </w:pPr>
+    </w:p>
+    <w:p>
+      <w:pPr>
+        <w:rPr>
+          <w:b/>
+          <w:bCs/>
+          <w:color w:val="FF0000"/>
+        </w:rPr>
+      </w:pPr>
+    </w:p>
+    <w:p>
+      <w:pPr>
+        <w:rPr>
+          <w:b/>
+          <w:bCs/>
+          <w:color w:val="FF0000"/>
+        </w:rPr>
+      </w:pPr>
+    </w:p>
+    <w:p>
+      <w:pPr>
+        <w:rPr>
+          <w:b/>
+          <w:bCs/>
+          <w:color w:val="FF0000"/>
+        </w:rPr>
+      </w:pPr>
+    </w:p>
+    <w:p>
+      <w:pPr>
+        <w:rPr>
+          <w:b/>
+          <w:bCs/>
+          <w:color w:val="FF0000"/>
+        </w:rPr>
+      </w:pPr>
+    </w:p>
+    <w:p>
+      <w:pPr>
+        <w:rPr>
+          <w:b/>
+          <w:bCs/>
+          <w:color w:val="FF0000"/>
+        </w:rPr>
+      </w:pPr>
+    </w:p>
+    <w:p>
+      <w:pPr>
+        <w:rPr>
+          <w:b/>
+          <w:bCs/>
+          <w:color w:val="FF0000"/>
+        </w:rPr>
+      </w:pPr>
+    </w:p>
+    <w:p>
+      <w:pPr>
+        <w:rPr>
+          <w:b/>
+          <w:bCs/>
+          <w:color w:val="FF0000"/>
+        </w:rPr>
+      </w:pPr>
+    </w:p>
+    <w:p>
+      <w:pPr>
+        <w:rPr>
+          <w:b/>
+          <w:bCs/>
+          <w:color w:val="FF0000"/>
+        </w:rPr>
+      </w:pPr>
+    </w:p>
+    <w:p>
+      <w:pPr>
+        <w:rPr>
+          <w:b/>
+          <w:bCs/>
+          <w:color w:val="FF0000"/>
+        </w:rPr>
+      </w:pPr>
+    </w:p>
+    <w:p>
+      <w:pPr>
+        <w:rPr>
+          <w:b/>
+          <w:bCs/>
+          <w:color w:val="FF0000"/>
+        </w:rPr>
+      </w:pPr>
+    </w:p>
+    <w:p>
+      <w:pPr>
+        <w:rPr>
+          <w:b/>
+          <w:bCs/>
+          <w:color w:val="FF0000"/>
+        </w:rPr>
+      </w:pPr>
+      <w:r>
+        <w:rPr>
+          <w:b/>
+          <w:bCs/>
+          <w:color w:val="FF0000"/>
+        </w:rPr>
+        <w:lastRenderedPageBreak/>
+        <w:t>Instalación PC-REC01</w:t>
+      </w:r>
+    </w:p>
+    <w:p>
+      <w:pPr>
+        <w:rPr>
           <w:color w:val="000000" w:themeColor="text1"/>
         </w:rPr>
       </w:pPr>
@@ -914,8 +1245,171 @@
         <w:rPr>
           <w:color w:val="000000" w:themeColor="text1"/>
         </w:rPr>
+        <w:t>Como ultima maquina virtual creamos una con el SO Windows 10 Pro, este funcionara como estación de trabajo</w:t>
+      </w:r>
+    </w:p>
+    <w:p>
+      <w:pPr>
+        <w:rPr>
+          <w:color w:val="000000" w:themeColor="text1"/>
+        </w:rPr>
+      </w:pPr>
+      <w:r>
+        <w:rPr>
+          <w:noProof/>
+        </w:rPr>
+        <w:drawing>
+          <wp:inline distT="0" distB="0" distL="0" distR="0" wp14:anchorId="2DB57BA5" wp14:editId="1F3900D0">
+            <wp:extent cx="5400040" cy="4050030"/>
+            <wp:effectExtent l="0" t="0" r="0" b="7620"/>
+            <wp:docPr id="18" name="Imagen 18"/>
+            <wp:cNvGraphicFramePr>
+              <a:graphicFrameLocks xmlns:a="http://schemas.openxmlformats.org/drawingml/2006/main" noChangeAspect="1"/>
+            </wp:cNvGraphicFramePr>
+            <a:graphic xmlns:a="http://schemas.openxmlformats.org/drawingml/2006/main">
+              <a:graphicData uri="http://schemas.openxmlformats.org/drawingml/2006/picture">
+                <pic:pic xmlns:pic="http://schemas.openxmlformats.org/drawingml/2006/picture">
+                  <pic:nvPicPr>
+                    <pic:cNvPr id="0" name="Picture 29"/>
+                    <pic:cNvPicPr>
+                      <a:picLocks noChangeAspect="1" noChangeArrowheads="1"/>
+                    </pic:cNvPicPr>
+                  </pic:nvPicPr>
+                  <pic:blipFill>
+                    <a:blip r:embed="rId17">
+                      <a:extLst>
+                        <a:ext uri="{28A0092B-C50C-407E-A947-70E740481C1C}">
+                          <a14:useLocalDpi xmlns:a14="http://schemas.microsoft.com/office/drawing/2010/main" val="0"/>
+                        </a:ext>
+                      </a:extLst>
+                    </a:blip>
+                    <a:srcRect/>
+                    <a:stretch>
+                      <a:fillRect/>
+                    </a:stretch>
+                  </pic:blipFill>
+                  <pic:spPr bwMode="auto">
+                    <a:xfrm>
+                      <a:off x="0" y="0"/>
+                      <a:ext cx="5400040" cy="4050030"/>
+                    </a:xfrm>
+                    <a:prstGeom prst="rect">
+                      <a:avLst/>
+                    </a:prstGeom>
+                    <a:noFill/>
+                    <a:ln>
+                      <a:noFill/>
+                    </a:ln>
+                  </pic:spPr>
+                </pic:pic>
+              </a:graphicData>
+            </a:graphic>
+          </wp:inline>
+        </w:drawing>
+      </w:r>
+    </w:p>
+    <w:p>
+      <w:pPr>
+        <w:rPr>
+          <w:color w:val="000000" w:themeColor="text1"/>
+        </w:rPr>
+      </w:pPr>
+      <w:r>
+        <w:rPr>
+          <w:color w:val="000000" w:themeColor="text1"/>
+        </w:rPr>
         <w:lastRenderedPageBreak/>
-        <w:t>Como ultima maquina virtual creamos una con el SO Windows 10 Pro, este funcionara como estación de trabajo</w:t>
+        <w:t>Dentro de la instalación le asignamos su nombre (</w:t>
+      </w:r>
+      <w:r>
+        <w:rPr>
+          <w:color w:val="000000" w:themeColor="text1"/>
+        </w:rPr>
+        <w:t>PC-REC01</w:t>
+      </w:r>
+      <w:r>
+        <w:rPr>
+          <w:color w:val="000000" w:themeColor="text1"/>
+        </w:rPr>
+        <w:t>)</w:t>
+      </w:r>
+    </w:p>
+    <w:p>
+      <w:pPr>
+        <w:rPr>
+          <w:color w:val="000000" w:themeColor="text1"/>
+        </w:rPr>
+      </w:pPr>
+      <w:r>
+        <w:rPr>
+          <w:color w:val="000000" w:themeColor="text1"/>
+        </w:rPr>
+        <w:t xml:space="preserve">contraseñas que use: </w:t>
+      </w:r>
+    </w:p>
+    <w:p>
+      <w:pPr>
+        <w:rPr>
+          <w:color w:val="000000" w:themeColor="text1"/>
+        </w:rPr>
+      </w:pPr>
+      <w:proofErr w:type="spellStart"/>
+      <w:r>
+        <w:rPr>
+          <w:color w:val="000000" w:themeColor="text1"/>
+        </w:rPr>
+        <w:t>User#Lab</w:t>
+      </w:r>
+      <w:proofErr w:type="spellEnd"/>
+      <w:r>
+        <w:rPr>
+          <w:color w:val="000000" w:themeColor="text1"/>
+        </w:rPr>
+        <w:t xml:space="preserve"> </w:t>
+      </w:r>
+      <w:r>
+        <w:rPr>
+          <w:color w:val="000000" w:themeColor="text1"/>
+        </w:rPr>
+        <w:t>(Windows 10)</w:t>
+      </w:r>
+    </w:p>
+    <w:p>
+      <w:pPr>
+        <w:rPr>
+          <w:color w:val="000000" w:themeColor="text1"/>
+          <w:lang w:val="en-US"/>
+        </w:rPr>
+      </w:pPr>
+      <w:r>
+        <w:rPr>
+          <w:color w:val="000000" w:themeColor="text1"/>
+        </w:rPr>
+        <w:t>Mabe</w:t>
+      </w:r>
+      <w:r>
+        <w:rPr>
+          <w:color w:val="000000" w:themeColor="text1"/>
+        </w:rPr>
+        <w:t>#Lab2025</w:t>
+      </w:r>
+      <w:r>
+        <w:rPr>
+          <w:color w:val="000000" w:themeColor="text1"/>
+        </w:rPr>
+        <w:t xml:space="preserve"> (Los</w:t>
+      </w:r>
+      <w:r>
+        <w:rPr>
+          <w:color w:val="000000" w:themeColor="text1"/>
+        </w:rPr>
+        <w:t xml:space="preserve"> dos</w:t>
+      </w:r>
+      <w:r>
+        <w:rPr>
+          <w:color w:val="000000" w:themeColor="text1"/>
+        </w:rPr>
+        <w:t xml:space="preserve"> Windows server)</w:t>
       </w:r>
     </w:p>
     <w:p>
@@ -1544,7 +2038,6 @@
   <w:style w:type="character" w:default="1" w:styleId="Fuentedeprrafopredeter">
     <w:name w:val="Default Paragraph Font"/>
     <w:uiPriority w:val="1"/>
-    <w:semiHidden/>
     <w:unhideWhenUsed/>
   </w:style>
   <w:style w:type="table" w:default="1" w:styleId="Tablanormal">
